--- a/projects/17_son_of_the_lamp/Vigloo AI Drama Proposal_BEGGAR ALADDIN AND THE ALMIGHTY LAMP.docx
+++ b/projects/17_son_of_the_lamp/Vigloo AI Drama Proposal_BEGGAR ALADDIN AND THE ALMIGHTY LAMP.docx
@@ -8,7 +8,7 @@
           <w:b/>
           <w:sz w:val="28"/>
         </w:rPr>
-        <w:t>Vigloo AI Drama Proposal_거지 알라딘과 전능의 램프</w:t>
+        <w:t>Vigloo AI Drama Proposal_거지 알라딘과 요술램프</w:t>
       </w:r>
     </w:p>
     <w:tbl>
@@ -65,7 +65,7 @@
               <w:rPr>
                 <w:b w:val="0"/>
               </w:rPr>
-              <w:t>한국어: 《거지 알라딘과 전능의 램프》</w:t>
+              <w:t>한국어: 《거지 알라딘과 요술램프》</w:t>
             </w:r>
           </w:p>
           <w:p>
@@ -73,7 +73,7 @@
               <w:rPr>
                 <w:b w:val="0"/>
               </w:rPr>
-              <w:t>영어: BEGGAR ALADDIN AND THE ALMIGHTY LAMP</w:t>
+              <w:t>영어: Beggar Aladdin and the Almighty Lamp</w:t>
             </w:r>
           </w:p>
           <w:p>
@@ -171,7 +171,7 @@
               <w:rPr>
                 <w:b w:val="0"/>
               </w:rPr>
-              <w:t>아라비안 판타지 사이다 (히든 아이덴티티)</w:t>
+              <w:t>아라비안 판타지 히든 아이덴티티 로맨스 (경쾌 사이다)</w:t>
             </w:r>
           </w:p>
         </w:tc>
@@ -201,7 +201,7 @@
               <w:rPr>
                 <w:b w:val="0"/>
               </w:rPr>
-              <w:t>히든 아이덴티티(메인) · 복수/리벤지(서브) · 이중 신분 · 부마 간택 대회 · 공주 로맨스 · 요술램프</w:t>
+              <w:t>히든 아이덴티티(메인) · 신분을 숨긴 최강자 · 몰래 지키는 남자 · 공주 로맨스 · 요술램프와 지니 · 능청 코미디</w:t>
             </w:r>
           </w:p>
         </w:tc>
@@ -231,7 +231,7 @@
               <w:rPr>
                 <w:b w:val="0"/>
               </w:rPr>
-              <w:t>빈민가에서 개처럼 구르던 알라딘에게 어머니가 남긴 건 골동품 램프 하나 — 그 램프에서 깨어난 지니가 말한다, 어머니는 병으로 죽은 게 아니라고. 알라딘은 자신이 마신에게서 구해낸 공주, 그녀의 남편을 뽑는 부마 간택 대회에 두 얼굴로 뛰어든다: 낮에는 조롱받는 거지, 관문에서는 정체를 숨긴 압도적 실력자. 증표 하나만 쥔 공주는 얼굴도 모르는 그 은인을 찾고 — 어머니를 죽인 자들은 전부 그 판 위에 있다.</w:t>
+              <w:t>왕좌가 지겨워 인간 세상으로 내려온 진의 왕 알라딘 — 왕권과 힘, 부하 정령까지 낡은 요술램프 하나에 봉인해 들고 다니는 세계 최강의 마법사다. 생활력은 제로라 거지꼴로 구르다 공주의 하인으로 취직하고, 암살이 닥칠 때마다 '실수'로 위장해 공주를 몰래 구한다. 공주는 정체불명의 수호자를 애타게 쫓는데 — 유일한 단서는 그 한심한 하인이 목숨보다 아끼는 고물 램프뿐인, 고쾌감 히든 아이덴티티 로맨스 판타지.</w:t>
             </w:r>
           </w:p>
         </w:tc>
@@ -351,7 +351,7 @@
               <w:rPr>
                 <w:b w:val="0"/>
               </w:rPr>
-              <w:t>《One Move God Mode》 46화 — 대회형 스펙터클, 고물로 보이는 신물의 한 방</w:t>
+              <w:t>《Bukan Pengawal Biasa》 61화 — 신분을 숨긴 최강자의 위장 경호·보호 로맨스 뼈대</w:t>
             </w:r>
           </w:p>
           <w:p>
@@ -359,7 +359,7 @@
               <w:rPr>
                 <w:b w:val="0"/>
               </w:rPr>
-              <w:t>《False Weakling, True Power》 50화 — 힘을 숨긴 주인공, 어머니의 복수, 부마 간택 대회</w:t>
+              <w:t>《False Weakling, True Power》 50화 — 힘 숨김·손가락 마법·오인 쾌감 문법</w:t>
             </w:r>
           </w:p>
           <w:p>
@@ -367,7 +367,7 @@
               <w:rPr>
                 <w:b w:val="0"/>
               </w:rPr>
-              <w:t>《Swapped to a Beggar But He Is Apollo》 48화 — 신분을 숨긴 신급 남주와 공주의 선택</w:t>
+              <w:t>(보조) 《One Move God Mode》 46화 · 《Swapped to a Beggar But He Is Apollo》 48화</w:t>
             </w:r>
           </w:p>
           <w:p>
@@ -375,7 +375,7 @@
               <w:rPr>
                 <w:b w:val="0"/>
               </w:rPr>
-              <w:t>(세 작품 모두 대본 전량 보유)</w:t>
+              <w:t>(네 작품 모두 대본 전량 보유)</w:t>
             </w:r>
           </w:p>
         </w:tc>
@@ -431,7 +431,7 @@
               <w:rPr>
                 <w:b w:val="0"/>
               </w:rPr>
-              <w:t>빈민가에서 개 취급을 받던 알라딘, 어머니 나디라가 죽으며 남긴 건 낡은 램프 하나다. 램프를 문지르자 정령 카딤이 무릎을 꿇는다. "마님은 병으로 가신 게 아닙니다." 알라딘은 얼굴을 가린 채 정체를 숨긴 실력자로 부마 간택 대회에 뛰어든다. 대회를 주관하는 외숙 말리크 총독, 유력 후보 카심, 심판대의 대신관 — 어머니를 죽음으로 내몬 자들이 전부 그 판 위에 있다. 관문마다 낮의 알라딘은 조롱당하고 복면 뒤에서는 왕국을 뒤흔든다. 그를 은인으로 믿는 공주 소라야, 그를 쫓는 기사단장 타리크, 정체를 캐려는 원수들 사이에서 알라딘은 관문을 하나씩 부순다. 정체가 함정에 걸려 폭로되고 살인자이자 악마로 몰려 처형대에 서는 순간, 램프가 완전히 깨어나 그가 진왕의 아들임이 드러난다. 술탄의 입으로 나디라 살해의 전모가 낱낱이 밝혀지고, 알라딘 본인의 마지막 일격이 원수들을 무너뜨린다. 복수는 완수되고 알라딘은 소라야와 혼약을 맺는다. 그러나 카프 산 너머, 아버지 진왕이 살아 있다는 흔적이 새로운 그림자를 드리운다.</w:t>
+              <w:t>진 군단을 호령하던 왕 알라딘은 왕좌가 지겨워 인간 세상으로 내려온다. 원하는 건 월급과 조용한 삶 — 그러나 세계 최강의 마법사도 인간 생활력은 제로라, 거지꼴로 구르다 공주 소라야의 하인으로 취직한다. 하필 그 궁은 암살이 끊이지 않는 자리다. 외척 말리크가 카심 공자와의 정략결혼으로 왕권을 삼키려 공주를 몰아붙이고 있기 때문. 알라딘은 위기가 닥칠 때마다 물주전자를 엎고 술잔을 뒤집는 '실수'로 공주를 몰래 구하고, 왕국은 정체불명의 대마법사를 찾아 술렁인다. 소라야는 사막의 은인과 궁의 수호자를 쫓을수록, 눈앞의 한심한 하인이 자꾸 눈에 밟힌다. 혼례 전야 말리크의 납치단이 공주를 덮치자 알라딘은 처음으로 램프를 대놓고 문지른다 — 물이 왕궁을 휩쓸고 정령이 무릎 꿇는 광경 앞에서, 소라야는 세 남자가 하나였음을 안다. 정체를 안 뒤에도 두 사람의 숨바꼭질은 계속되고, 말리크와 카심은 끝내 왕좌 찬탈에 나섰다가 알라딘의 손에 만인 앞에서 몰락한다. 술탄이 지켜보는 앞에서 알라딘은 공주의 손을 잡는다. 그리고 사막 저편 — 비워둔 진의 왕좌가 그를 부른다.</w:t>
             </w:r>
           </w:p>
         </w:tc>
@@ -497,7 +497,7 @@
               <w:rPr>
                 <w:b w:val="0"/>
               </w:rPr>
-              <w:t>낡은 옷에 흙먼지를 뒤집어쓴 채로 다니는 청년이다. 실없이 웃으며 조롱을 받아넘기는 얼굴 뒤에, 복면을 쓰면 눈빛부터 달라지는 남자가 있다. 빈민가에서 어머니와 단둘이 '개짜침' 소리를 들으며 살았고, 그 어머니마저 갑작스레 잃으면서 남은 건 낡은 램프 하나뿐이다. 장례조차 외면하는 외가 앞에서 그는 아무 말도 하지 못한 채 모욕을 삼킨다. 낮의 거지와 복면의 실력자가 같은 사람이라는 걸 아는 이는 극 안에 아직 아무도 없다. 대회가 깊어질수록 두 얼굴은 관문마다 들킬 위기로 내몰리고, 그 끝에서 그는 자신의 핏줄과 마주하게 된다.</w:t>
+              <w:t>낡은 옷에 고물 램프 하나를 목숨처럼 챙겨 다니는 거지 청년 — 실은 진 군단을 호령하던 진의 왕이자 세계 최강의 마법사다. 왕좌가 지겨워 인간 세상으로 내려왔지만 돈 버는 법을 몰라 굶기를 밥 먹듯 하고, 공주의 하인으로 취직해서도 짐 하나 제대로 못 드는 척 자빠지고 다닌다. 그러나 암살이 닥치는 순간마다 그의 '실수'는 정확히 칼끝을 빗나가게 하고, 돌아선 그의 눈에는 아무도 못 본 금빛이 스친다. 조용히 월급이나 받고 싶은데 공주가 자꾸 위험해지고, 공주가 자꾸 눈에 밟히는 게 문제다.</w:t>
             </w:r>
           </w:p>
         </w:tc>
@@ -527,7 +527,7 @@
               <w:rPr>
                 <w:b w:val="0"/>
               </w:rPr>
-              <w:t>짙은 눈매에 얇은 베일을 두른 술탄의 딸이다. 마신의 습격에서 목숨을 잃을 뻔한 순간 얼굴을 가린 낯선 남자에게 구해지고, 그가 남긴 증표 하나를 손에서 놓지 않는다. 궁 밖에서는 거지꼴의 알라딘과 마주칠 때마다 말싸움을 벌이며 그를 대수롭지 않게 여기지만, 자신을 구해준 그 남자를 향한 마음은 갈수록 확신으로 굳는다. "은인을 찾기 전엔 누구도 내 남편이 될 수 없다"는 그녀의 선언이 대회 전체를 그 남자를 향해 열어놓는다. 마침내 그녀는 정체도 모르는 복면의 남자를 만인 앞에서 선택한다 — 그 선택이 누구를 향한 것이었는지는 진실이 드러난 뒤에야 알게 되고, 그와 혼약을 맺는다.</w:t>
+              <w:t>짙은 눈매에 얇은 베일을 두른 술탄의 딸. 사막에서 도적떼에게 포위된 목숨을 정체 모를 남자에게 구원받은 뒤, 온 왕국에 수배를 걸고 그를 찾는다. 외척이 밀어붙이는 정략결혼에는 "그분을 찾기 전엔 혼인은 없다"로 버티는 당찬 성격. 궁에 암살이 닥칠 때마다 자신을 살리는 기이한 우연들과, 그 우연의 한가운데 늘 서 있는 한심한 물주전자 하인 사이에서 — 그녀의 추적은 점점 한 남자를 향해 좁혀진다. 정체를 좇을수록 마음도 함께 기우는 걸, 그녀 자신만 모른다.</w:t>
             </w:r>
           </w:p>
         </w:tc>
@@ -543,7 +543,7 @@
               <w:rPr>
                 <w:b/>
               </w:rPr>
-              <w:t>정령 — 카딤</w:t>
+              <w:t>정령 — 카딤 (지니)</w:t>
             </w:r>
           </w:p>
         </w:tc>
@@ -557,7 +557,7 @@
               <w:rPr>
                 <w:b w:val="0"/>
               </w:rPr>
-              <w:t>연기 속에서 무릎을 꿇은 채 나타나는 정령이다. 고풍스러운 예복을 걸치고 있지만 목덜미에는 혈통에 매인 자만이 볼 수 있는 오랜 문양이 남아있다. 오랫동안 램프 안에서 진왕의 피가 다시 부르기만을 기다려온 존재로, 알라딘 앞에 처음 나타나 "주인의 피가 부르셨습니까" 묻고 이내 "마님은 병으로 가신 게 아닙니다"라는 한마디로 그를 복수로 이끈다. 그는 알라딘의 힘을 깨우고 위기마다 곁에서 조언하지만, 전투에 직접 끼어들거나 소원을 대신 이뤄주는 법은 없다 — 마지막 일격은 항상 알라딘의 손에 남겨둔다. 왕을 모시던 극진한 예법으로 빈민가 도련님을 섬기는 데서 웃음이 나오고, 알라딘의 힘을 깨우고 진실로 이끄는 안내자이자 그의 정체와 혈통을 아는 유일한 존재로 끝까지 곁을 지킨다.</w:t>
+              <w:t>램프에 봉인된 진의 왕의 시종장. 주인이 램프를 문질러야만 나올 수 있고, 나오고 싶을 땐 램프 속에서 쿵쿵거린다. 왕궁 의전이 몸에 밴 극진한 존대로 거지꼴 주인을 모시는 게 그의 비극이자 이 극의 개그 — 식은 빵을 만찬처럼 차리고, 낙타 씻기 낙방을 국란처럼 통탄한다. 입버릇은 "전하, 이제 그만 왕좌로 돌아가시죠." 그러나 공주를 볼수록 잔소리의 방향이 바뀐다 — "…왕비감이시군요." 귀환을 조르던 시종장이 중매꾼이 되어가는 것이 그의 줄기다. 정보와 경고, 뒷정리까지가 그의 몫이고, 마지막 한 방은 언제나 왕의 손에 남긴다.</w:t>
             </w:r>
           </w:p>
         </w:tc>
@@ -591,7 +591,7 @@
               <w:rPr>
                 <w:b/>
               </w:rPr>
-              <w:t>1차 빌런 — 말리크 (총독)</w:t>
+              <w:t>메인 빌런 — 말리크 (외척 총독)</w:t>
             </w:r>
           </w:p>
         </w:tc>
@@ -605,37 +605,7 @@
               <w:rPr>
                 <w:b w:val="0"/>
               </w:rPr>
-              <w:t>화려한 예복 위로 매서운 눈매를 감추지 않는 총독이다. 나디라의 친오빠이자 알라딘에게는 외숙부이지만, 누이를 가문에서 내쫓고 그녀의 죽음에 손을 담근 장본인이다. 어머니의 장례조차 외면하며 알라딘 앞에서 모욕을 아무렇지 않게 던지는 모습으로 처음 등장하고, 부마 간택 대회를 직접 주관하며 판 전체를 손아귀에 쥔다. 얼굴을 가린 참가자가 대회를 뒤흔들기 시작하자 그 정체를 캐내는 데 가장 먼저 나서는 것도 그다. 알라딘에게 가족의 존엄을 빼앗아간 첫 번째 원수 — 대회가 한창일 때 알라딘의 손에 무너지고, 최후의 재판에서 죄상이 낱낱이 공개된다.</w:t>
-            </w:r>
-          </w:p>
-        </w:tc>
-      </w:tr>
-      <w:tr>
-        <w:tc>
-          <w:tcPr>
-            <w:tcW w:type="dxa" w:w="2268"/>
-          </w:tcPr>
-          <w:p>
-            <w:r/>
-            <w:r>
-              <w:rPr>
-                <w:b/>
-              </w:rPr>
-              <w:t>배후 빌런 — 대신관</w:t>
-            </w:r>
-          </w:p>
-        </w:tc>
-        <w:tc>
-          <w:tcPr>
-            <w:tcW w:type="dxa" w:w="7087"/>
-          </w:tcPr>
-          <w:p>
-            <w:r/>
-            <w:r>
-              <w:rPr>
-                <w:b w:val="0"/>
-              </w:rPr>
-              <w:t>성물을 짚은 손으로 관문의 합격을 선언하는 대회의 심판이다. 근엄한 얼굴 뒤에는 진왕의 혈통과 램프의 비밀을 오랫동안 감춰온 신전의 그림자가 있다. 얼굴을 가린 참가자가 첫 한 방으로 왕국을 뒤흔들자 가장 먼저 "저놈의 정체를 알아내라" 명하며 판을 좁혀 들어온다. 관문의 합격과 탈락이 전부 그의 입에서 갈리니, 알라딘의 앞길을 막는 데 이보다 좋은 자리가 없다. 처음 일곱 화 동안은 대회를 관장하는 근엄한 심판으로만 보인다 — 그러나 그 뒤에서 어머니 살해와 혈통 은폐를 지휘해온 장본인이며, 마지막에 알라딘의 정체를 폭로하는 함정을 설계하는 것도 그다.</w:t>
+              <w:t>화려한 예복 위로 매서운 눈매를 감추지 않는 왕실의 외척. 병약한 술탄을 대신해 국정을 쥐고, 조카뻘 카심을 공주의 배필로 밀어 넣어 왕권을 통째로 삼키려 한다. 공주가 "은인을 찾기 전엔 혼인은 없다"로 버티자 자객을 사고, 독배를 올리고, 끝내는 혼례를 앞당겨 납치까지 서슴지 않는다. 매번 일이 기이한 '우연'으로 어그러지자 그는 왕국 어딘가의 대마법사를 의심하기 시작한다 — 정작 제 앞에서 굽신거리는 물주전자 하인은 눈에 들어오지도 않는다.</w:t>
             </w:r>
           </w:p>
         </w:tc>
@@ -665,7 +635,7 @@
               <w:rPr>
                 <w:b w:val="0"/>
               </w:rPr>
-              <w:t>화려한 옷차림에 자신만만한 웃음을 걸고 다니는 귀족 공자다. 대신관 가문과 얽힌 집안의 아들로, 처음부터 대회의 유력 후보로 공표되며 소라야의 남편 자리를 당연하게 여긴다. 거지꼴의 알라딘을 마주치면 신경조차 쓰지 않고 비웃어 넘기지만, 정체 모를 참가자가 관문마다 두각을 드러내자 그를 눈엣가시로 여기며 노골적으로 견제한다. 대회 초반엔 유력 후보라는 이름값만으로 소라야의 곁을 넘보는 연적이지만, 어머니의 죽음을 캐는 수사가 배후 가문까지 파고들면 그 집안의 끈 하나로 함께 걸려든다.</w:t>
+              <w:t>말리크가 미는 정략결혼 상대. 화려한 옷차림에 자신만만한 웃음을 걸고 다니며 공주의 남편 자리를 당연하게 여긴다. 거지꼴 하인은 시야에 두지도 않고 비웃어 넘기지만, 공주의 마음이 정체 모를 남자에게 가 있다는 걸 알수록 초조해진다. 유료 구간에서 말리크의 찬탈 음모에 깊이 발을 담그다, 그 끈 그대로 함께 무너진다.</w:t>
             </w:r>
           </w:p>
         </w:tc>
@@ -695,37 +665,7 @@
               <w:rPr>
                 <w:b w:val="0"/>
               </w:rPr>
-              <w:t>왕관의 무게보다 딸의 고집을 더 무겁게 받아들이는 노년의 통치자다. 소라야가 은인을 찾기 전엔 누구와도 혼약하지 않겠다 버티자, 왕국 전역에 문을 여는 공개 대회로 절충안을 내놓은 것도 그다. 그 결정 하나로 알라딘은 낮의 거지와 복면의 실력자, 두 얼굴을 대회라는 무대 위에 세워야 하는 처지에 놓인다. 술탄 본인은 알라딘을 위협하지도 편들지도 않지만, 왕국에서 가장 무거운 발언권을 쥔 자리에 있다는 사실만으로 알라딘의 운명을 쥐고 있다. 대회를 여는 결정으로 이야기를 열었던 그가, 마지막에는 재판정에서 나디라 살해의 전모를 왕국 앞에 공개하는 최종 심판의 입이 되어 복수를 완성시킨다.</w:t>
-            </w:r>
-          </w:p>
-        </w:tc>
-      </w:tr>
-      <w:tr>
-        <w:tc>
-          <w:tcPr>
-            <w:tcW w:type="dxa" w:w="2268"/>
-          </w:tcPr>
-          <w:p>
-            <w:r/>
-            <w:r>
-              <w:rPr>
-                <w:b/>
-              </w:rPr>
-              <w:t>추적자 — 타리크 (기사단장)</w:t>
-            </w:r>
-          </w:p>
-        </w:tc>
-        <w:tc>
-          <w:tcPr>
-            <w:tcW w:type="dxa" w:w="7087"/>
-          </w:tcPr>
-          <w:p>
-            <w:r/>
-            <w:r>
-              <w:rPr>
-                <w:b w:val="0"/>
-              </w:rPr>
-              <w:t>갑옷을 걸친 채 대회장을 지키는 기사단장이다. 정체불명의 참가자가 왕국을 뒤흔들자 그를 위협으로 간주하고 가장 집요하게 쫓는 것이 그의 직무다. 원수들처럼 악의로 쫓는 것은 아니지만, 그 집요함이 알라딘의 이중 생활을 가장 크게 흔드는 위험이 된다. 관문 경비 중에도 얼굴을 가린 참가자에게서 눈을 떼지 않는 모습으로 처음 등장한다. 대회 초반엔 정체를 캐려는 추적자로 등장하지만, 수사가 깊어질수록 진실에 가까워지다 결국 알라딘의 편에 서는 조력자로 돌아선다.</w:t>
+              <w:t>왕관의 무게보다 딸의 고집을 더 무겁게 받아들이는 노년의 통치자. 병약해진 몸으로 외척의 세를 누르지 못해 정략결혼을 승인 직전까지 몰리지만, 딸의 "은인을 찾기 전엔 혼인은 없다"만은 끝내 꺾지 않는다. 궁을 지키는 보이지 않는 손의 정체가 밝혀지는 날, 그는 왕국에서 가장 먼저 그 거지 하인에게 고개를 숙이는 사람이 된다.</w:t>
             </w:r>
           </w:p>
         </w:tc>
@@ -773,7 +713,7 @@
               <w:rPr>
                 <w:b w:val="0"/>
               </w:rPr>
-              <w:t>1. 한 남자, 세 개의 얼굴 — 낮의 알라딘은 빈민가에서 개처럼 걷어차이는 거지다. 대회 관문에 서면 얼굴을 가린 채 왕국을 뒤흔드는 정체불명의 실력자가 된다. 그리고 공주가 온 나라를 뒤져 찾는 생명의 은인도 바로 그 남자다. 세 얼굴이 한 사람이라는 걸 아는 건 화면 밖 관객뿐, 극 안의 누구도 아직 모른다.</w:t>
+              <w:t>1. 위장과 소환이 같은 동작 — 하인이 고물 램프를 닦는 건 궁에서 가장 자연스러운 일상이다. 그래서 알라딘은 만인이 보는 앞에서 램프를 닦는 척 정령을 부린다. 시청자만 아는 소환 신호가 매회 화면 한복판에 있다.</w:t>
             </w:r>
           </w:p>
           <w:p>
@@ -781,7 +721,7 @@
               <w:rPr>
                 <w:b w:val="0"/>
               </w:rPr>
-              <w:t>2. 실력은 숨길 수 없고, 정체는 들켜선 안 된다 — 복수를 갚을 판이 하필 왕국 전체가 지켜보는 공개 경연이다. 한 방을 보여주지 않으면 관문을 넘지 못하고, 한 방을 보여주는 순간 "저놈이 대체 누구냐"는 눈이 사방에서 쏠린다. 원수들은 복면의 실력자만 위협으로 여기고, 정작 그 앞에서 조롱하던 거지가 같은 사람이라는 건 상상조차 못 한다. 관문 하나를 넘을 때마다 걸린 판돈은 커지고 가면은 얇아진다.</w:t>
+              <w:t>2. 물주전자 한 방 — 암살자가 칼을 던지면 알라딘이 물주전자를 밟고 넘어지고, 날아간 주전자가 '우연히' 칼을 튕긴다. "너 방금 일부러 그런 거야?" "제가요? 전 물도 제대로 못 따르는데요." 공주가 돌아선 뒤에야 그의 눈에 금빛이 돌고, 암살자의 그림자가 바닥으로 빨려 들어간다.</w:t>
             </w:r>
           </w:p>
           <w:p>
@@ -789,7 +729,7 @@
               <w:rPr>
                 <w:b w:val="0"/>
               </w:rPr>
-              <w:t>3. 복수를 파고들수록 자기가 누구인지 드러난다 — 어머니가 남긴 낡은 램프는 소원을 들어주는 물건이 아니라 그의 핏줄에만 응답하는 인장이다. 지니 카딤은 처음부터 알고 있다, 어머니는 병으로 죽은 게 아니라고. 누가 왜 어머니를 죽였는지 캐 들어갈수록, 램프가 왜 하필 자기 피에 반응했는지가 함께 드러난다. 어머니가 왜 죽었는가를 끝까지 캐면, 마지막에 나오는 답은 자기가 누구인가다.</w:t>
+              <w:t>3. 셋이 전부 한 남자 — 사막의 은인, 궁의 보이지 않는 수호자, 물주전자 하인. 공주는 두 영웅을 쫓으며 한 하인을 구박하는데, 셋이 같은 남자라는 걸 아는 건 화면 밖 관객뿐이다. 추적이 좁혀질수록 로맨스가 익는다.</w:t>
             </w:r>
           </w:p>
           <w:p>
@@ -797,7 +737,7 @@
               <w:rPr>
                 <w:b w:val="0"/>
               </w:rPr>
-              <w:t>4. 사막 한복판에 물고래가 뜬다 — 갈라진 사막 경기장에 신성한 샘물이 차오르고, 복면의 남자가 손을 들자 마른 하늘 위로 물의 짐승이 헤엄친다. 기사단이 못 잡던 마신을 단 한 방에 눕혔던 그 힘이 이번엔 온 왕국이 보는 앞에서 터진다. 술탄도 대신관도 총독도 같은 말을 내뱉는다 — "저자의 정체를 알아내라." 그 자리에서 공주는 증표를 움켜쥐고 조용히 확신한다, 저 사람이라고.</w:t>
+              <w:t>4. 지니가 조르고, 지니가 밀어준다 — "전하, 이제 그만 왕좌로 돌아가시죠"를 입에 달고 살던 시종장 정령이, 공주를 볼수록 "왕비감이시군요"로 돌아선다. 귀환 압박꾼이 중매꾼이 되어가는 램프 속 한 축.</w:t>
             </w:r>
           </w:p>
         </w:tc>
@@ -827,7 +767,7 @@
               <w:rPr>
                 <w:b w:val="0"/>
               </w:rPr>
-              <w:t>가상의 사막 술탄국 카마르. 특정 실존 국가를 가리키지는 않지만, 사막의 열기와 대상(隊商)의 길, 첨탑과 돔이 늘어선 왕성이 떠오르는 세계다. 성벽 안에는 술탄이 다스리는 궁정이 있고, 성벽 밖 빈민가에는 물 배급조차 아쉬운 사람들이 산다. 지방은 여러 총독이 나눠 다스리는데, 그중 한 명인 말리크는 나디라의 친오빠이면서도 누이를 가문에서 내쫓은 인물로, 지금은 왕궁 정치의 실세이자 부마 간택 대회의 주관자다. 왕성 곁에는 대신관이 이끄는 신전이 있어 혈통과 신물을 관리하는 권한을 쥐고 있다 — 이 신전의 그림자가 곧 나디라를 죽음으로 내몬 배후다.</w:t>
+              <w:t>가상의 사막 술탄국 카마르. 특정 실존 국가를 가리키지는 않지만 사막의 열기와 대상(隊商)의 길, 첨탑과 돔이 늘어선 왕성이 떠오르는 세계다. 성벽 안에는 병약한 술탄과 외척이 힘겨루기를 하는 궁정이 있고, 성벽 밖에는 물 배급조차 아쉬운 시장과 빈민가가 있다. 사막 저편에는 인간이 모르는 진(Djinn)들의 세계가 있다 — 그 왕좌를 비워두고 내려온 왕이 지금 왕도의 시장 바닥에서 일자리를 구걸하고 있다.</w:t>
             </w:r>
           </w:p>
           <w:p>
@@ -835,15 +775,7 @@
               <w:rPr>
                 <w:b w:val="0"/>
               </w:rPr>
-              <w:t>이 사막에는 옛 진왕(진들의 왕)의 인장이 전해진다 — 낡은 놋쇠 램프. 이 램프는 아무나 문지른다고 응답하지 않는다. 오직 진왕의 피를 이어받은 사람의 손에서만 안의 정령이 깨어난다. 사막의 옛이야기 속 지니처럼 연기와 함께 모습을 드러내지만, 이 정령은 소원을 들어주는 하인이 아니라 혈통을 섬기도록 매인 존재다. 이름은 카딤. 그는 위기의 순간 알라딘의 힘을 깨우고 곁에서 이끌 수는 있어도, 전투에 직접 뛰어들거나 대신 싸워주지 않는다 — 진왕이 남긴 금기다. 알라딘이 얻는 힘은 빌린 것이 아니라 핏줄로 물려받은 것이라, 마지막 일격은 언제나 그의 손에서 떨어진다.</w:t>
-            </w:r>
-          </w:p>
-          <w:p>
-            <w:r>
-              <w:rPr>
-                <w:b w:val="0"/>
-              </w:rPr>
-              <w:t>공주의 남편을 정하는 부마 간택 대회는 카마르 왕실 역사상 가장 큰 행사다. 소라야가 "은인을 찾기 전엔 혼약 없다" 선언하자, 술탄은 왕국 전역에 문을 여는 공개 경연으로 절충한다. 대회는 관문을 하나씩 통과하며 실력을 겨루는 방식으로 열리고, 주관은 말리크 총독이, 합격을 가르는 심판은 대신관이 맡는다. 사막 한복판 경기장에 신성한 샘물이 차오르는 관문처럼 매 관문은 왕국 전체가 지켜보는 공개 스펙터클이며, 우승자는 공주의 배필이자 왕가의 일원이 된다.</w:t>
+              <w:t>낡은 놋쇠 램프는 진의 왕이 제 왕권과 힘, 시종장 정령까지 봉인해 넣은 신물이다. 주인이 문질러야만 정령이 나오고, 남이 문지르면 미동도 없다. 힘을 쓸 때마다 램프가 빛과 김으로 반응해, 알라딘은 품속의 램프를 급히 눌러 덮는 게 버릇이 됐다. 공주의 손이 닿았을 때 단 한 번, 램프가 스스로 김을 뱉은 적이 있다 — 그 의미는 정령만 안다.</w:t>
             </w:r>
           </w:p>
         </w:tc>
@@ -891,7 +823,7 @@
               <w:rPr>
                 <w:b w:val="0"/>
               </w:rPr>
-              <w:t>1. 정체는 첫 화부터 시청자에게 전부 공개. 알라딘 = 복면 실력자 = 공주를 구한 은인, 이 등식을 시청자는 1화에 다 안다. 숨길 대상은 극중 인물들이지 시청자가 아니다. '나중에 밝혀지는 반전'으로 아끼는 순간 이 장르의 재미 — 나만 알고 쟤들은 모른다 — 가 통째로 사라진다. 궁금증은 "정체가 뭐지"가 아니라 "언제 들키나"에 건다.</w:t>
+              <w:t>1. 알라딘의 정체는 1화 첫 시퀀스에서 시청자에게 전부 공개한다. 진의 왕, 세계 최강, 램프와 정령까지 — 숨길 대상은 극중 인물들이지 시청자가 아니다. 이 장르의 재미는 "정체가 뭐지"가 아니라 "언제 들키나"다.</w:t>
             </w:r>
           </w:p>
           <w:p>
@@ -899,7 +831,7 @@
               <w:rPr>
                 <w:b w:val="0"/>
               </w:rPr>
-              <w:t>2. 전면에 파는 건 이중 신분, 복수는 밑에서 도는 엔진. 이 작품의 첫인상은 복수극이 아니라 "쟤가 사실 그놈이다"의 쾌감이다. 무료 회차의 훅과 클리프가 어머니의 원수 쪽으로 쏠리면 순서가 뒤집힌 것이다. 복수의 수사는 유료 구간을 끌고 갈 연료로 아껴 쓴다.</w:t>
+              <w:t>2. 구출은 끝까지 '실수'로 위장한다. 물주전자가 칼을 튕기고 뒤엎은 술잔이 독을 막는 식 — 알라딘이 영웅의 얼굴로 나서는 순간은 7화 페이월의 단 한 번, 그것도 공주 혼자만 목격한다. 만인 공개는 유료 후반까지 아낀다.</w:t>
             </w:r>
           </w:p>
           <w:p>
@@ -907,7 +839,7 @@
               <w:rPr>
                 <w:b w:val="0"/>
               </w:rPr>
-              <w:t>3. 마지막 한 방은 언제나 알라딘의 손. 정령 카딤은 깨우고, 진실을 알려주고, 판을 깔아주는 데까지만. 관문이든 전투든 결정타가 정령에게서 나오면 주인공이 업혀 가는 그림이 되고, 남성향에서 이보다 크게 새는 구멍이 없다. 스펙터클이 커질수록 이 선이 흐려지기 쉬우니 큰 장면일수록 먼저 체크.</w:t>
+              <w:t>3. 램프와 정령은 매회 화면에 있어야 한다. 비비기 = 소환 신호라는 규칙을 1화에 박고 끝까지 일관되게 — 위기 장면마다 '램프를 닦는 하인의 손'이 잡히면 시청자는 그것만으로 웃는다.</w:t>
             </w:r>
           </w:p>
           <w:p>
@@ -915,7 +847,7 @@
               <w:rPr>
                 <w:b w:val="0"/>
               </w:rPr>
-              <w:t>4. 힘의 출처는 늘 '피'로 서술. 램프는 주인의 피에만 응답하고, 힘은 빌린 게 아니라 물려받은 것이다. 이 한 끗이 최종 리빌(진왕의 아들)의 복선이라, 중간에 한 번이라도 "램프가 아무에게나 힘을 준다"처럼 보이면 마지막 카드가 무너진다.</w:t>
+              <w:t>4. 알라딘은 늘 압도적이다. 긴장은 그가 이기느냐가 아니라 정체가 들키느냐에 건다. 능청 대사의 결 유지 — "제가요? 전 물도 제대로 못 따르는데요" 톤. 진지한 변명이나 비장한 독백으로 처리하면 이 극의 낙차가 죽는다.</w:t>
             </w:r>
           </w:p>
           <w:p>
@@ -923,7 +855,7 @@
               <w:rPr>
                 <w:b w:val="0"/>
               </w:rPr>
-              <w:t>5. 수위는 정확히 '키스+암전'까지, 그리고 그 관능조차 곁가지의 곁가지. 본체는 밝은 모험과 사이다다. 단, 반대로 완전 무균으로 소독하지도 말 것 — 공주가 복면의 남자에게 끌리는 온도, 증표를 쥐는 손 같은 은근한 텐션은 살아 있어야 한다. 로코 시퀀스·수위 시퀀스를 통째로 넣는 건 중후반이나 대본 단계의 일이지 무료 초반의 일이 아니다.</w:t>
+              <w:t>5. 공주의 추적은 단서로 전진시킨다. 금빛 물자국, 사막의 비 냄새, 김이 새는 램프 — 회차마다 물증이 하나씩 그녀 손에 쌓여야 "설마"가 값을 한다.</w:t>
             </w:r>
           </w:p>
         </w:tc>
@@ -953,7 +885,7 @@
               <w:rPr>
                 <w:b w:val="0"/>
               </w:rPr>
-              <w:t>1. 디즈니 이름 일절 금지: Jasmine·Jafar·Agrabah·Abu·Iago·Rajah — 비슷한 변형 철자도 안 된다. 쓸 이름은 이미 있다: 공주 소라야, 나라 카마르, 정령 카딤. 그리고 소개문에는 "Inspired by the public-domain tale of Aladdin"을 그대로 박을 것 — 우리 기준점이 1931년 이전 원전이라는 선언이라 빼먹으면 안 된다.</w:t>
+              <w:t>1. 디즈니 이름 일절 금지: Jasmine·Jafar·Agrabah·Abu·Iago·Rajah — 비슷한 변형 철자도 안 된다. 쓸 이름은 이미 있다: 공주 소라야, 나라 카마르, 정령 카딤. 소개문에는 "Inspired by the public-domain tale of Aladdin"을 그대로 박을 것.</w:t>
             </w:r>
           </w:p>
           <w:p>
@@ -961,7 +893,7 @@
               <w:rPr>
                 <w:b w:val="0"/>
               </w:rPr>
-              <w:t>2. '누구나 아는 알라딘 장면'이 대부분 디즈니 발명품이라는 게 함정. 시장에서 빵 훔치다 쫓기는 오프닝, 평민으로 위장한 공주와의 시장 첫 만남, Prince Ali식 변신 행렬, 양탄자 위 2인 비행 데이트, 원숭이 조력자 — 원전에는 없다. 의상도 마찬가지: 보라 조끼에 빨간 모자 같은 조합이 나오는 순간 그림이 디즈니가 된다. 낱개는 다들 피하는데 배열과 조합에서 걸린다.</w:t>
+              <w:t>2. '누구나 아는 알라딘 장면'이 대부분 디즈니 발명품이라는 게 함정 — 시장에서 빵 훔치다 쫓기는 오프닝, 위장한 공주와의 시장 첫 만남, 왕자 변신 행렬, 양탄자 2인 비행, 원숭이 조력자, 파란 개그 정령과 소원 세 개, 해방 엔딩. 전부 금지. 의상도 보라 조끼·빨간 모자 조합이 나오는 순간 그림이 디즈니가 된다.</w:t>
             </w:r>
           </w:p>
           <w:p>
@@ -969,7 +901,7 @@
               <w:rPr>
                 <w:b w:val="0"/>
               </w:rPr>
-              <w:t>3. 디즈니 지니 패키지 금지: 파란 개그 만능 정령, 소원 세 개 카운트, "자유를 주겠다" 해방 엔딩. 카딤은 개그 파트너이되 어디까지나 혈통에 무릎 꿇는 종이고, 소원 횟수라는 개념 자체가 없으며, 풀어주는 이야기가 아니라 물려받는 이야기다. 그리고 '지니'를 이름처럼 부르지 말 것 — 이름은 카딤, 지니는 종족을 가리키는 말이다.</w:t>
+              <w:t>3. 알라딘을 지게 만들지 말 것. 고전 끝의 각성, 눈물의 재기 — 전부 금지. 힘은 1화부터 완성돼 있고 끝까지 완성돼 있다. 성장할 것은 실력이 아니라 관계뿐이다.</w:t>
             </w:r>
           </w:p>
           <w:p>
@@ -977,7 +909,7 @@
               <w:rPr>
                 <w:b w:val="0"/>
               </w:rPr>
-              <w:t>4. 알라딘을 한 번이라도 지게 만들지 말 것. 얻어맞고 각성하는 아크, 눈물의 반성, 패배 후 재기 — 전부 금지. 긴장이 필요하면 패배가 아니라 '들키기 직전'에 건다. 헷갈리기 쉬운 지점: 6화의 최하등급 공개 굴욕은 맨얼굴 알라딘이 스스로 조절하는 위장 연기지 패배가 아니다 — 이 굴욕을 진짜 좌절로 연출하면 문법이 깨진다.</w:t>
+              <w:t>4. 정령의 전투 대리 금지. 카딤은 정보·경고·뒷정리까지만 — 결정타가 정령에게서 나오면 주인공이 업혀 가는 그림이 된다.</w:t>
             </w:r>
           </w:p>
           <w:p>
@@ -985,15 +917,7 @@
               <w:rPr>
                 <w:b w:val="0"/>
               </w:rPr>
-              <w:t>5. 적을 사다리 밖에서 데려오지 말 것. 위기와 빌런은 실행범, 말리크 총독, 그 뒤의 대신관과 카심 가문, 그리고 시즌 훅의 마신 세력 — 이 줄 안에서만 나온다. 50화 채우다 보면 일회용 산적단·이웃 왕국 같은 낯선 적을 끼워 넣고 싶어지는데, 그 순간 복수와 정체 리빌이 한 줄로 붙어 있던 판이 흐려진다.</w:t>
-            </w:r>
-          </w:p>
-          <w:p>
-            <w:r>
-              <w:rPr>
-                <w:b w:val="0"/>
-              </w:rPr>
-              <w:t>6. 설정어·코드네임 발명 금지. 이중 신분에 브랜드명을 붙이지 말 것 — 극중에서도 대본에서도 그냥 "복면의 참가자" 같은 보통 말로 쓴다. 고유 설정어가 하나 생길 때마다 시청자가 외워야 할 단어가 하나 늘고, 이 장르 시청자는 외우지 않는다.</w:t>
+              <w:t>5. 잠입 수사물 프레임 금지. 알라딘은 조사하러 온 게 아니라 월급 받으러 왔다 — 음모를 파헤치는 탐정 행동이 아니라, 조용히 살고 싶은데 자꾸 구하게 되는 남자로 그린다.</w:t>
             </w:r>
           </w:p>
         </w:tc>
@@ -1027,7 +951,7 @@
               <w:rPr>
                 <w:b/>
               </w:rPr>
-              <w:t>1화</w:t>
+              <w:t>1화 : 누구지, 저 사람은?</w:t>
             </w:r>
           </w:p>
         </w:tc>
@@ -1041,7 +965,7 @@
               <w:rPr>
                 <w:b w:val="0"/>
               </w:rPr>
-              <w:t>사막을 가로지르던 공주의 행렬이 마신의 습격을 받아 호위병들이 하나둘 쓰러지고 전멸 직전까지 몰린다. 그 순간 복면을 쓴 남자가 나타나 단 한 번의 공격으로 마신을 쓰러뜨리고, 사람들이 정신을 차리기도 전에 자취를 감춘다. 공주의 손에는 그가 남기고 간 증표 하나만 남는다. 화면이 바뀌면 같은 얼굴의 남자, 알라딘이 빈민가 시장 바닥에 주저앉아 거지 취급을 받으며 상인들과 행인들에게 밀려나고 손가락질을 당하고 있다.</w:t>
+              <w:t>왕도로 향하던 공주의 행렬이 사막에서 도적떼에게 포위된다. 호위가 무너지고 소라야가 단검 하나로 버티는 순간, 모래 언덕 위에 후드를 쓴 남자가 하품하며 나타난다. "시끄러워서 낮잠을 잘 수가 없잖아." 품속에서 낡은 램프가 희미하게 빛나고, 손가락 한 번에 물줄기가 채찍처럼 휘돌아 도적들을 기름 항아리마다 거꾸로 처박는다. 두목은 낙타 등에 실려 사막 저편으로 날아간다. 소라야가 달려갔을 땐 발자국조차 없다. 그녀가 빈 언덕을 노려보며 강하게 내뱉는다. "누구지, 저 사람은?"</w:t>
             </w:r>
           </w:p>
           <w:p>
@@ -1049,7 +973,15 @@
               <w:rPr>
                 <w:b w:val="0"/>
               </w:rPr>
-              <w:t>클리프행어: 알라딘이 집으로 돌아오자 어머니가 바닥에 쓰러져 있다.</w:t>
+              <w:t>컷이 바뀌면 같은 얼굴의 남자가 왕도 시장에서 거지꼴로 일자리를 구걸하며 연달아 퇴짜를 맞고 있다. 알라딘. 왈패가 그의 낡은 램프를 걷어차려 하자 순간 공기가 얼어붙는다. "목숨은 내어줘도, 이 램프는 절대 안 돼."</w:t>
+            </w:r>
+          </w:p>
+          <w:p>
+            <w:r>
+              <w:rPr>
+                <w:b w:val="0"/>
+              </w:rPr>
+              <w:t>밤, 폐가. 알라딘이 램프를 쓱쓱 문지르자 주둥이에서 연기가 흘러나와 정령 카딤으로 맺힌다. 식은 빵 한 조각을 왕궁 만찬처럼 차려 올리며 카딤이 잔소리한다. "전하. 진 군단의 왕께서, 오늘도 낙타 씻기 자리에서 떨어지셨습니다. 이제 그만 왕좌로 돌아가시죠." "월급은 받고." 그때 성벽에 방이 나붙는다 — 공주의 궁에서 하인을 뽑는다. 알라딘이 램프를 만지작거리며 턱을 긁는다. "…월급은 주겠지?"</w:t>
             </w:r>
           </w:p>
         </w:tc>
@@ -1065,7 +997,7 @@
               <w:rPr>
                 <w:b/>
               </w:rPr>
-              <w:t>2화</w:t>
+              <w:t>2화 : 전 종목 꼴찌, 합격</w:t>
             </w:r>
           </w:p>
         </w:tc>
@@ -1079,7 +1011,7 @@
               <w:rPr>
                 <w:b w:val="0"/>
               </w:rPr>
-              <w:t>어머니 나디라의 임종. 병상 곁에서 그녀가 마지막 힘을 짜내 알라딘의 손에 쥐여준 것은 낡은 골동품 램프 하나다. "램프를 지켜라. 네 아버지는—" 말을 다 잇지 못하고 숨이 끊어진다. 외가 친척들은 장례식에도 나타나지 않는다. 참다못한 알라딘이 직접 외가 저택을 찾아가지만 대문 앞에서 문전박대당하고, 하인들에게 거지 취급을 받으며 모욕당한 채 골목으로 쫓겨난다.</w:t>
+              <w:t>하인 선발장. 알라딘은 짐 나르기에서 자빠지고 목검을 놓치는 전 종목 꼴찌다. 램프 속에서 카딤이 기가 차 속삭인다. "전하, 일부러 지는 것도 정도껏 하십시오." 그런데 하필 뽑힌다. 공주 궁의 하인은 암살 소동 탓에 아무도 버티지 못하는 자리라, 궁녀장이 "도망 못 갈 만큼 절박한 놈"을 고른 것.</w:t>
             </w:r>
           </w:p>
           <w:p>
@@ -1087,7 +1019,15 @@
               <w:rPr>
                 <w:b w:val="0"/>
               </w:rPr>
-              <w:t>클리프행어: 그날 밤 홀로 남은 알라딘이 램프를 문지르자 연기 속에서 카딤이 무릎을 꿇으며 묻는다. "주인의 피가 부르셨습니까."</w:t>
+              <w:t>공주와의 첫 대면. 소라야는 사막의 은인을 찾는 수배 초상 앞에서, 정작 그 얼굴의 거지를 위아래로 훑고는 한숨을 쉰다. "…궁이 망하긴 했구나."</w:t>
+            </w:r>
+          </w:p>
+          <w:p>
+            <w:r>
+              <w:rPr>
+                <w:b w:val="0"/>
+              </w:rPr>
+              <w:t>그날 밤, 공주의 처소 지붕 위로 소리 없이 암살의 그림자가 내려앉는다. 어둠 속에서 램프가 낮게 웅웅거리고, 카딤의 목소리가 새어 나온다. "전하. 쥐가 들었습니다."</w:t>
             </w:r>
           </w:p>
         </w:tc>
@@ -1103,7 +1043,7 @@
               <w:rPr>
                 <w:b/>
               </w:rPr>
-              <w:t>3화</w:t>
+              <w:t>3화 : 물도 제대로 못 따르는데요</w:t>
             </w:r>
           </w:p>
         </w:tc>
@@ -1117,7 +1057,7 @@
               <w:rPr>
                 <w:b w:val="0"/>
               </w:rPr>
-              <w:t>카딤이 알라딘 앞에 무릎 꿇은 채 램프의 규칙을 하나씩 짚어준다 — 램프는 오직 주인의 피에만 응답하며, 그 힘은 이미 알라딘의 몸속에서 깨어나고 있다는 것. 알라딘은 손끝에서 낯선 기운이 도는 것을 느끼며 자신에게 무슨 일이 벌어지고 있는지 하나씩 확인해간다. 그러던 중 카딤이 담담히 말한다. "마님은 병으로 가신 게 아닙니다." 그 한마디에 알라딘의 얼굴에서 슬픔이 순식간에 분노로 뒤바뀐다.</w:t>
+              <w:t>새벽, 자객의 단검이 공주를 향해 날아드는 순간 — 물주전자를 나르던 알라딘이 발을 헛디뎌 넘어지고, 날아간 주전자가 '우연히' 단검을 튕겨낸다. 구르던 램프를 줍는 척, 그의 손이 슥 문지른다. 소란 속 자객은 도주하고 젖은 바닥의 하인만 남는다. 소라야가 그를 내려다본다. "너 방금, 일부러 그런 거야?" "제가요? 전 물도 제대로 못 따르는데요."</w:t>
             </w:r>
           </w:p>
           <w:p>
@@ -1125,7 +1065,7 @@
               <w:rPr>
                 <w:b w:val="0"/>
               </w:rPr>
-              <w:t>클리프행어: 알라딘이 램프를 움켜쥐고 외친다. "전부, 갚아준다." 램프가 푸른빛으로 타오른다.</w:t>
+              <w:t>공주가 돌아선 뒤 — 알라딘의 눈에 금빛이 스치고, 도주하던 자객의 그림자가 바닥을 미끄러져 램프 주둥이 속으로 빨려 들어간다. 램프가 트림하듯 김을 한 줄기 뱉고, 알라딘이 급히 눌러 덮는다. 다음 날 궁이 술렁인다. 공주 곁에, 보이지 않는 대마법사가 있다.</w:t>
             </w:r>
           </w:p>
         </w:tc>
@@ -1141,7 +1081,7 @@
               <w:rPr>
                 <w:b/>
               </w:rPr>
-              <w:t>4화</w:t>
+              <w:t>4화 : 좀 못 그렸는데요</w:t>
             </w:r>
           </w:p>
         </w:tc>
@@ -1155,7 +1095,7 @@
               <w:rPr>
                 <w:b w:val="0"/>
               </w:rPr>
-              <w:t>술탄이 공주의 남편을 뽑는 간택 대회를 연다는 칙령을 반포하고, 왕궁 광장에 칙령이 나붙어 백성들이 모여 웅성거린다. 공주는 자신을 구한 은인을 찾기 전에는 누구와도 혼약하지 않겠다고 버티고, 술탄은 대회를 공개로 열어 은인도 함께 찾자는 절충안을 내놓는다. 대회를 주관하는 총독 말리크, 유력 후보로 이름을 올린 카심, 심판대에 앉을 대신관까지 — 원수들이 전부 이 대회 위에 나란히 모여 있다.</w:t>
+              <w:t>소라야의 추적이 시작된다. 사막의 은인, 궁의 보이지 않는 수호자 — 그녀는 두 남자를 쫓는데, 물주전자 하인까지 셋이 전부 한 남자라는 걸 아는 것은 화면 밖 관객뿐이다. 한편 외척 말리크는 카심 공자와의 정략결혼을 밀어붙이고, 소라야는 "사막의 그분을 찾기 전엔 혼인은 없다"며 버틴다.</w:t>
             </w:r>
           </w:p>
           <w:p>
@@ -1163,7 +1103,15 @@
               <w:rPr>
                 <w:b w:val="0"/>
               </w:rPr>
-              <w:t>클리프행어: 알라딘이 낮에는 거지, 대회에서는 복면을 쓴 참가자로 나서기로 결심하고 참가자 명단에 이름을 올린다.</w:t>
+              <w:t>심부름 온 알라딘에게 소라야가 수배 초상화를 들이민다. "이 사람, 본 적 있어?" 제 얼굴 그림을 물끄러미 보던 알라딘. "글쎄요… 좀 못 그렸는데요." "그 고물 램프는 왜 맨날 끼고 다녀?" "전 재산이라서요."</w:t>
+            </w:r>
+          </w:p>
+          <w:p>
+            <w:r>
+              <w:rPr>
+                <w:b w:val="0"/>
+              </w:rPr>
+              <w:t>그날 밤 말리크의 밀실에서 자객단이 고용된다. 같은 시각 폐가의 램프에서 카딤이 연기째 고개를 내민다. "전하, 궁의 물이 수상하게 돕니다."</w:t>
             </w:r>
           </w:p>
         </w:tc>
@@ -1179,7 +1127,7 @@
               <w:rPr>
                 <w:b/>
               </w:rPr>
-              <w:t>5화</w:t>
+              <w:t>5화 : 우연이 두 번이면</w:t>
             </w:r>
           </w:p>
         </w:tc>
@@ -1193,7 +1141,7 @@
               <w:rPr>
                 <w:b w:val="0"/>
               </w:rPr>
-              <w:t>알라딘이 거지 신분으로 궁 밖 거리에서 공주와 부딪히고, 서로 상대를 알아보지 못한 채 말다툼을 벌인다. 궁 앞 광장에는 포상을 노리고 자신이 은인이라 주장하는 남자들이 몰려들어 저마다 낡은 물건을 증거랍시고 내밀며 소란을 피운다. 한편 외가 하인들이 밀린 집세를 핑계로 알라딘의 집을 뒤져 어머니의 유품 램프를 압류해 간다. 그날 밤, 저택 깊숙이 넣어둔 램프가 소리 없이 사라진다 — 알라딘의 방, 그가 램프를 천으로 닦으며 한마디 한다. "가져가도 된다고 말한 적 없는데."</w:t>
+              <w:t>왕실 연회. 독이 든 술잔이 공주 앞에 놓이는 순간 품속 램프가 뜨겁게 진동한다. 쟁반 곁의 램프를 닦는 척, 알라딘의 손이 천천히 문지르고 — 그는 '발을 헛디뎌' 그 잔을 뒤엎는다. 격노한 궁녀장에게 끌려 나가면서도 그는 램프부터 챙긴다. 연회장 그늘에서는 술잔을 놓은 자의 소맷자락이 스스로 불붙어 자백처럼 타오른다.</w:t>
             </w:r>
           </w:p>
           <w:p>
@@ -1201,7 +1149,7 @@
               <w:rPr>
                 <w:b w:val="0"/>
               </w:rPr>
-              <w:t>클리프행어: 카심이 유력 후보로 공표되자 공주가 대신들 앞에서 맞선다. "은인을 찾기 전엔 누구도 내 남편이 될 수 없다."</w:t>
+              <w:t>소동의 한복판에서 소라야는 끌려가는 하인을 오래 바라본다. 우연이 두 번이면, 그건 우연인가. 그날 밤 그녀의 손에 단서가 남는다 — 뒤엎어진 술잔 자리에 마르지 않는 작은 금빛 물자국, 그리고 코끝을 스치는 낯익은 냄새.</w:t>
             </w:r>
           </w:p>
         </w:tc>
@@ -1217,7 +1165,7 @@
               <w:rPr>
                 <w:b/>
               </w:rPr>
-              <w:t>6화</w:t>
+              <w:t>6화 : 네 주변에선 꼭 물이 튀더라</w:t>
             </w:r>
           </w:p>
         </w:tc>
@@ -1231,7 +1179,7 @@
               <w:rPr>
                 <w:b w:val="0"/>
               </w:rPr>
-              <w:t>대회 첫 관문이 열린다. 사막 한가운데 세운 경기장에 신성한 샘물이 서서히 차오르는 시험이 시작되고, 후보들이 한 명씩 나서 물의 반응으로 자격을 판정받는다. 알라딘은 거지꼴 그대로 참가했다가 최하위 판정을 받고, 관중석에서 쏟아지는 야유와 조롱 속에 사람들 앞에 망신을 당한 채 경기장을 물러난다. 그가 자리를 떠나는 사이 관문 마감을 알리는 종이 울린다.</w:t>
+              <w:t>소라야의 시험. 호위를 물리고 알라딘 하나만 데리고 궁 밖 시장으로 나선다 — 미끼는 자기 자신. 골목에서 왈패들이 시비를 걸지만 알라딘은 비명을 지르며 도망 다니기 바쁘고, 그런데도 왈패들은 저희끼리 자빠지고 물통에 처박힌다. 허리춤의 램프가 달그락, 웃듯이 흔들린다.</w:t>
             </w:r>
           </w:p>
           <w:p>
@@ -1239,7 +1187,15 @@
               <w:rPr>
                 <w:b w:val="0"/>
               </w:rPr>
-              <w:t>클리프행어: 관문이 마감되기 직전, 복면을 쓴 참가자가 경기장에 들어서고 장내가 얼어붙는다.</w:t>
+              <w:t>젖은 골목에서 소라야가 조용히 말한다. "이상하지. 네 주변에선 꼭 물이 튀더라." "제가 물을 잘 흘려서요." 그녀가 무심코 그 고물 램프를 집어 드는 순간 — 주둥이에서 김이 살짝 새어 나온다. 알라딘이 황급히 뺏는다. "…이거 낡아서 잘 새요." 능청은 완벽했다. 다만 그녀의 코에, 사막에서 맡았던 비 냄새가 남는다.</w:t>
+            </w:r>
+          </w:p>
+          <w:p>
+            <w:r>
+              <w:rPr>
+                <w:b w:val="0"/>
+              </w:rPr>
+              <w:t>같은 시각 말리크의 밀실. 혼례를 앞당긴다 — 그리고 그 전에, 공주를 납치한다.</w:t>
             </w:r>
           </w:p>
         </w:tc>
@@ -1255,7 +1211,7 @@
               <w:rPr>
                 <w:b/>
               </w:rPr>
-              <w:t>7화</w:t>
+              <w:t>7화 : 카딤.</w:t>
             </w:r>
           </w:p>
         </w:tc>
@@ -1269,7 +1225,7 @@
               <w:rPr>
                 <w:b w:val="0"/>
               </w:rPr>
-              <w:t>복면 참가자가 관문에 나서 처음으로 실력을 드러낸다. 경기장의 샘물이 통째로 치솟더니, 사막 하늘 위로 물로 빚은 거대한 고래가 헤엄쳐 오른다 — 지금껏 그 누구도 보여준 적 없는 한 수다. 경기장 전체가 술렁이고 소문이 왕국 곳곳으로 퍼져 나간다. 관중석 곳곳에서 그의 이름을 궁금해하는 수군거림이 번지고, 성문 밖까지 몰려나온 백성들이 하늘을 올려다보며 환호하고, 말리크와 대신관은 서로 마주보며 저자의 정체를 반드시 알아내라고 명령한다.</w:t>
+              <w:t>혼례 전야. 납치단이 처소를 덮치고 불길과 연막 속에서 소라야가 끌려 나간다. 그 순간 알라딘이 걸음을 멈추고, 처음으로 대놓고, 천천히 램프를 문지른다. "카딤."</w:t>
             </w:r>
           </w:p>
           <w:p>
@@ -1277,7 +1233,7 @@
               <w:rPr>
                 <w:b w:val="0"/>
               </w:rPr>
-              <w:t>클리프행어: 공주가 간직해온 증표를 움켜쥐며 말한다. "저 사람이야."</w:t>
+              <w:t>램프가 빛을 뿜는다. 왕궁의 모든 분수와 우물이 일제히 치솟아 회랑을 강처럼 내달리며 납치단을 하나씩 집어삼키고, 사막의 그 밤처럼 항아리들이 뚜껑을 연 채 기다린다. 물보라 너머로 소라야는 본다 — 물길 한가운데 선 낯익은 실루엣, 그 손에서 빛나는 낡은 램프, 그리고 램프의 연기 속에서 처음으로 모습을 드러내며 왕 곁에 무릎 꿇는 정령의 형상. 사막의 은인과, 궁의 수호자와, 물주전자 하인이 하나로 겹쳐지는 순간 — 그녀의 입술이 떨린다. "설마…"</w:t>
             </w:r>
           </w:p>
         </w:tc>
@@ -1433,7 +1389,7 @@
               <w:rPr>
                 <w:b w:val="0"/>
               </w:rPr>
-              <w:t>TBD (제안: 1~3화 — 오프닝 훅·정령 각성·복수 선언)</w:t>
+              <w:t>TBD (제안: 1~3화 — 도적떼 오프닝·하인 취직·물주전자 구출)</w:t>
             </w:r>
           </w:p>
         </w:tc>
@@ -1549,7 +1505,7 @@
               <w:rPr>
                 <w:b w:val="0"/>
               </w:rPr>
-              <w:t>레퍼런스 원작 대본 3종 전량 보유 — 《One Move God Mode》(46화) · 《False Weakling, True Power》(50화) · 《Swapped to a Beggar But He Is Apollo》(48화). 요청 시 무료회차 전체 첨부 가능.</w:t>
+              <w:t>레퍼런스 원작 대본 4종 전량 보유 — 《Bukan Pengawal Biasa》(61화) · 《False Weakling, True Power》(50화) · 《One Move God Mode》(46화) · 《Swapped to a Beggar But He Is Apollo》(48화). 요청 시 무료회차 전체 첨부 가능.</w:t>
             </w:r>
           </w:p>
         </w:tc>
